--- a/companies/hollowell-ip/Engagements/Odonnell Inc/Meeting Minutes 2019-11-04 - Odonnell Inc.docx
+++ b/companies/hollowell-ip/Engagements/Odonnell Inc/Meeting Minutes 2019-11-04 - Odonnell Inc.docx
@@ -7,18 +7,12 @@
         <w:pStyle w:val="Heading1"/>
       </w:pPr>
       <w:r>
-        <w:t>Patent Portfolio Review: Meeting Minutes</w:t>
+        <w:t>Minutes of Working Session: Portfolio Review for Odonnell Inc</w:t>
       </w:r>
     </w:p>
     <w:p>
       <w:r>
-        <w:t>Matter: Patent Portfolio Review for Odonnell Inc.</w:t>
-        <w:br/>
-        <w:t>Meeting date: November 4, 2019.</w:t>
-        <w:br/>
-        <w:t>Location: Hollowell Patent Group, by conference call.</w:t>
-        <w:br/>
-        <w:t>Minutes prepared by Heather Munoz, Partner, Prosecution.</w:t>
+        <w:t>The draft recommendations were accepted in principle. The final report will issue once the open items below are closed. Nothing decided today moves a docketed date.</w:t>
       </w:r>
     </w:p>
     <w:p>
@@ -34,7 +28,7 @@
         <w:pStyle w:val="ListBullet"/>
       </w:pPr>
       <w:r>
-        <w:t>Heather Munoz, Partner, Prosecution (chair)</w:t>
+        <w:t>Gary Smith, General Manager, Odonnell Inc</w:t>
       </w:r>
     </w:p>
     <w:p>
@@ -42,7 +36,7 @@
         <w:pStyle w:val="ListBullet"/>
       </w:pPr>
       <w:r>
-        <w:t>Kelly Snyder, Patent Agent, Prosecution</w:t>
+        <w:t>Heather Munoz, Partner</w:t>
       </w:r>
     </w:p>
     <w:p>
@@ -50,7 +44,7 @@
         <w:pStyle w:val="ListBullet"/>
       </w:pPr>
       <w:r>
-        <w:t>Amanda Schwartz, Associate, Prosecution</w:t>
+        <w:t>Kelly Snyder, Patent Agent</w:t>
       </w:r>
     </w:p>
     <w:p>
@@ -58,7 +52,20 @@
         <w:pStyle w:val="ListBullet"/>
       </w:pPr>
       <w:r>
-        <w:t>Gary Smith, General Manager, Odonnell Inc</w:t>
+        <w:t>Amanda Schwartz, Associate</w:t>
+      </w:r>
+    </w:p>
+    <w:p>
+      <w:pPr>
+        <w:pStyle w:val="Heading2"/>
+      </w:pPr>
+      <w:r>
+        <w:t>Purpose</w:t>
+      </w:r>
+    </w:p>
+    <w:p>
+      <w:r>
+        <w:t>Walk Gary Smith through the draft recommendations family by family. Settle what goes into the final report and what stays open.</w:t>
       </w:r>
     </w:p>
     <w:p>
@@ -71,42 +78,42 @@
     </w:p>
     <w:p>
       <w:r>
-        <w:t>The review is nearly complete. We walked Gary Smith through the findings on the remaining families and set the agenda for close-out. Two decisions stay open, and both are the client's to make.</w:t>
+        <w:t>Maintenance fees: the keep list stands as drafted. Gary Smith agreed to let the flagged lapse candidates go at their next fee window. He wants the reasoning for each written into the final report so his board can follow it.</w:t>
       </w:r>
     </w:p>
     <w:p>
       <w:r>
-        <w:t>Kelly Snyder summarized the docket. Every active matter is current, and the maintenance-fee schedule for the coming year is drafted with a confirmation date against each window. She also reported on the foreign counterparts. Two national-phase deadlines fall in the coming year, and both are calendared with a reminder set well ahead of the bar date.</w:t>
+        <w:t>Continuations: a single continuation goes forward. Heather Munoz recommended keeping it pending in the family closest to the current product line. Kelly Snyder noted that a second continuation would exceed the budget Gary Smith described for next year, and he agreed to hold it.</w:t>
       </w:r>
     </w:p>
     <w:p>
       <w:r>
-        <w:t>Amanda Schwartz reported on the office-action responses filed since the last meeting. Two responses narrowed claims over prior art, and one included an examiner interview that cleared a restriction requirement. One application still sits under a response deadline that permits no extension. That response is drafted, docketed on two calendars, and will file ahead of the bar date.</w:t>
+        <w:t>Foreign counterparts: no change for now. Heather Munoz advised deciding country by country at each annuity, based on where the company sells and manufactures. Kelly Snyder will add an annuity column to the keep list so those decisions sit beside the domestic ones.</w:t>
       </w:r>
     </w:p>
     <w:p>
       <w:r>
-        <w:t>Heather Munoz presented the family review. Most families are clean. Two carry independent claims that reach beyond the specification, and one would benefit from a continuation to capture subject matter the issued claims leave uncovered. The continuation, if the client wants it, must be filed while a parent application is still pending.</w:t>
+        <w:t>Chain of title: nearly closed. Amanda Schwartz reported that the missing inventor assignments are signed and ready to record, except for one from a former employee who has not responded. Gary Smith will ask his staff for a current address.</w:t>
       </w:r>
     </w:p>
     <w:p>
       <w:r>
-        <w:t>Gary Smith asked whether the two broad families should be narrowed now or defended as filed. I recommended narrowing one family by amendment and holding the other as filed, and I explained the risk on each. Gary Smith agreed to confirm both after the board reviews the one-page summary. We will not act on either family until that confirmation is on record.</w:t>
+        <w:t>Pending office actions: on track. Amanda Schwartz reviewed the open responses against her issues list. The remaining response needs a choice between arguing the rejection and narrowing the independent claims, and Heather Munoz recommended arguing first with the amendment held in reserve.</w:t>
       </w:r>
     </w:p>
     <w:p>
       <w:r>
-        <w:t>Gary Smith asked that the board summary stay to a single page and lead with the portfolio's commercial coverage. Kelly Snyder will prepare it in that form, organized by family, with the open decisions marked.</w:t>
+        <w:t>Report format: Gary Smith asked for a one-page summary ahead of the family-by-family detail, and that was agreed. Heather Munoz noted that the report is a portfolio review and not a freedom-to-operate opinion. The summary page will say so in its first paragraph.</w:t>
       </w:r>
     </w:p>
     <w:p>
       <w:r>
-        <w:t>Two items remain open for the client. The first is the narrow-or-hold decision on the two broad families. The second is whether to file the continuation. Both wait on the board's read of the summary.</w:t>
+        <w:t>Docket: confirmed complete. Kelly Snyder confirmed that every fee window and response date found in the review is on the firm's docket. Reminders go to Gary Smith as the named contact, with a copy to Heather Munoz.</w:t>
       </w:r>
     </w:p>
     <w:p>
       <w:r>
-        <w:t>The remaining work is the close-out package. It comprises written notes on every family, the confirmed maintenance-fee schedule, the foreign-counterpart calendar, and the board summary. We expect to deliver it in the final stretch of the engagement. No next meeting was set; we will schedule a final call once Gary Smith has the board's direction.</w:t>
+        <w:t>Competitor filings: no decision. Gary Smith asked whether the firm could watch competitor applications going forward. Heather Munoz said that work falls outside the review and would be quoted separately if he wants it.</w:t>
       </w:r>
     </w:p>
     <w:p>
@@ -114,7 +121,7 @@
         <w:pStyle w:val="Heading2"/>
       </w:pPr>
       <w:r>
-        <w:t>Action items</w:t>
+        <w:t>Action Items</w:t>
       </w:r>
     </w:p>
     <w:tbl>
@@ -178,7 +185,7 @@
               <w:rPr>
                 <w:b/>
               </w:rPr>
-              <w:t>Target</w:t>
+              <w:t>Timing</w:t>
             </w:r>
           </w:p>
         </w:tc>
@@ -200,7 +207,7 @@
           </w:tcPr>
           <w:p>
             <w:r>
-              <w:t>Deliver written review notes on each remaining family</w:t>
+              <w:t>Confirm the keep and lapse list in writing</w:t>
             </w:r>
           </w:p>
         </w:tc>
@@ -210,7 +217,7 @@
           </w:tcPr>
           <w:p>
             <w:r>
-              <w:t>Kelly Snyder</w:t>
+              <w:t>Gary Smith</w:t>
             </w:r>
           </w:p>
         </w:tc>
@@ -220,7 +227,7 @@
           </w:tcPr>
           <w:p>
             <w:r>
-              <w:t>By close-out</w:t>
+              <w:t>Before the final report</w:t>
             </w:r>
           </w:p>
         </w:tc>
@@ -242,7 +249,7 @@
           </w:tcPr>
           <w:p>
             <w:r>
-              <w:t>File the response on the no-extension application</w:t>
+              <w:t>Provide a current address for the former employee</w:t>
             </w:r>
           </w:p>
         </w:tc>
@@ -252,7 +259,7 @@
           </w:tcPr>
           <w:p>
             <w:r>
-              <w:t>Amanda Schwartz</w:t>
+              <w:t>Gary Smith</w:t>
             </w:r>
           </w:p>
         </w:tc>
@@ -262,7 +269,7 @@
           </w:tcPr>
           <w:p>
             <w:r>
-              <w:t>Before its deadline</w:t>
+              <w:t>As soon as available</w:t>
             </w:r>
           </w:p>
         </w:tc>
@@ -284,7 +291,7 @@
           </w:tcPr>
           <w:p>
             <w:r>
-              <w:t>Prepare the narrow-or-hold recommendation on the two broad families</w:t>
+              <w:t>Record the signed assignments; follow up on the outstanding one</w:t>
             </w:r>
           </w:p>
         </w:tc>
@@ -294,7 +301,7 @@
           </w:tcPr>
           <w:p>
             <w:r>
-              <w:t>Heather Munoz</w:t>
+              <w:t>Amanda Schwartz</w:t>
             </w:r>
           </w:p>
         </w:tc>
@@ -304,7 +311,7 @@
           </w:tcPr>
           <w:p>
             <w:r>
-              <w:t>This week</w:t>
+              <w:t>On receipt of the address</w:t>
             </w:r>
           </w:p>
         </w:tc>
@@ -326,7 +333,7 @@
           </w:tcPr>
           <w:p>
             <w:r>
-              <w:t>Confirm the narrow-or-hold decision after board review</w:t>
+              <w:t>Circulate the draft argument on the remaining office action</w:t>
             </w:r>
           </w:p>
         </w:tc>
@@ -336,7 +343,7 @@
           </w:tcPr>
           <w:p>
             <w:r>
-              <w:t>Gary Smith</w:t>
+              <w:t>Amanda Schwartz</w:t>
             </w:r>
           </w:p>
         </w:tc>
@@ -346,7 +353,7 @@
           </w:tcPr>
           <w:p>
             <w:r>
-              <w:t>After board meeting</w:t>
+              <w:t>Ahead of the docketed response date</w:t>
             </w:r>
           </w:p>
         </w:tc>
@@ -368,7 +375,7 @@
           </w:tcPr>
           <w:p>
             <w:r>
-              <w:t>Send the one-page portfolio summary to the client's board</w:t>
+              <w:t>Prepare a cost estimate for the recommended continuation</w:t>
             </w:r>
           </w:p>
         </w:tc>
@@ -388,7 +395,7 @@
           </w:tcPr>
           <w:p>
             <w:r>
-              <w:t>Next week</w:t>
+              <w:t>Next working session</w:t>
             </w:r>
           </w:p>
         </w:tc>
@@ -410,7 +417,7 @@
           </w:tcPr>
           <w:p>
             <w:r>
-              <w:t>Circulate the confirmed maintenance-fee schedule</w:t>
+              <w:t>Add the annuity column to the keep list</w:t>
             </w:r>
           </w:p>
         </w:tc>
@@ -420,7 +427,7 @@
           </w:tcPr>
           <w:p>
             <w:r>
-              <w:t>Amanda Schwartz</w:t>
+              <w:t>Kelly Snyder</w:t>
             </w:r>
           </w:p>
         </w:tc>
@@ -430,7 +437,7 @@
           </w:tcPr>
           <w:p>
             <w:r>
-              <w:t>With close-out package</w:t>
+              <w:t>Next working session</w:t>
             </w:r>
           </w:p>
         </w:tc>
@@ -452,7 +459,7 @@
           </w:tcPr>
           <w:p>
             <w:r>
-              <w:t>Calendar and confirm the two foreign national-phase deadlines</w:t>
+              <w:t>Draft the one-page summary and the final report</w:t>
             </w:r>
           </w:p>
         </w:tc>
@@ -462,7 +469,7 @@
           </w:tcPr>
           <w:p>
             <w:r>
-              <w:t>Kelly Snyder</w:t>
+              <w:t>Heather Munoz</w:t>
             </w:r>
           </w:p>
         </w:tc>
@@ -472,7 +479,7 @@
           </w:tcPr>
           <w:p>
             <w:r>
-              <w:t>In the coming year</w:t>
+              <w:t>Once items 1 and 3 close</w:t>
             </w:r>
           </w:p>
         </w:tc>
@@ -494,7 +501,7 @@
           </w:tcPr>
           <w:p>
             <w:r>
-              <w:t>Advise the client on filing the continuation before the parent issues</w:t>
+              <w:t>Quote for a competitor filing watch, if requested</w:t>
             </w:r>
           </w:p>
         </w:tc>
@@ -514,12 +521,17 @@
           </w:tcPr>
           <w:p>
             <w:r>
-              <w:t>Before close-out</w:t>
+              <w:t>On request</w:t>
             </w:r>
           </w:p>
         </w:tc>
       </w:tr>
     </w:tbl>
+    <w:p>
+      <w:r>
+        <w:t>The next session will be set once the written confirmation in item 1 arrives. Minutes prepared by Heather Munoz and circulated to all attendees.</w:t>
+      </w:r>
+    </w:p>
     <w:sectPr>
       <w:headerReference w:type="first" r:id="rId9"/>
       <w:headerReference w:type="default" r:id="rId10"/>
